--- a/docs/StockWise_Technical_Documentation.docx
+++ b/docs/StockWise_Technical_Documentation.docx
@@ -221,7 +221,7 @@
           </w:r>
           <w:hyperlink w:history="1" w:anchor="_Toc1">
             <w:r>
-              <w:t xml:space="preserve">1. Project Overview</w:t>
+              <w:t xml:space="preserve">Project Overview</w:t>
             </w:r>
             <w:r>
               <w:tab/>
@@ -244,7 +244,7 @@
           </w:pPr>
           <w:hyperlink w:history="1" w:anchor="_Toc2">
             <w:r>
-              <w:t xml:space="preserve">1.1 Background and Problem</w:t>
+              <w:t xml:space="preserve">Background and Problem</w:t>
             </w:r>
             <w:r>
               <w:tab/>
@@ -267,7 +267,7 @@
           </w:pPr>
           <w:hyperlink w:history="1" w:anchor="_Toc3">
             <w:r>
-              <w:t xml:space="preserve">1.2 Proposed Solution</w:t>
+              <w:t xml:space="preserve">Proposed Solution</w:t>
             </w:r>
             <w:r>
               <w:tab/>
@@ -290,7 +290,7 @@
           </w:pPr>
           <w:hyperlink w:history="1" w:anchor="_Toc4">
             <w:r>
-              <w:t xml:space="preserve">1.3 Live Deliverables</w:t>
+              <w:t xml:space="preserve">Live Deliverables</w:t>
             </w:r>
             <w:r>
               <w:tab/>
@@ -313,7 +313,7 @@
           </w:pPr>
           <w:hyperlink w:history="1" w:anchor="_Toc5">
             <w:r>
-              <w:t xml:space="preserve">2. Objectives</w:t>
+              <w:t xml:space="preserve">Objectives</w:t>
             </w:r>
             <w:r>
               <w:tab/>
@@ -336,7 +336,7 @@
           </w:pPr>
           <w:hyperlink w:history="1" w:anchor="_Toc6">
             <w:r>
-              <w:t xml:space="preserve">3. Scope and Limitations</w:t>
+              <w:t xml:space="preserve">Scope and Limitations</w:t>
             </w:r>
             <w:r>
               <w:tab/>
@@ -359,7 +359,7 @@
           </w:pPr>
           <w:hyperlink w:history="1" w:anchor="_Toc7">
             <w:r>
-              <w:t xml:space="preserve">3.1 Scope</w:t>
+              <w:t xml:space="preserve">Scope</w:t>
             </w:r>
             <w:r>
               <w:tab/>
@@ -382,7 +382,7 @@
           </w:pPr>
           <w:hyperlink w:history="1" w:anchor="_Toc8">
             <w:r>
-              <w:t xml:space="preserve">3.2 Limitations</w:t>
+              <w:t xml:space="preserve">Limitations</w:t>
             </w:r>
             <w:r>
               <w:tab/>
@@ -405,7 +405,7 @@
           </w:pPr>
           <w:hyperlink w:history="1" w:anchor="_Toc9">
             <w:r>
-              <w:t xml:space="preserve">4. System Architecture</w:t>
+              <w:t xml:space="preserve">System Architecture</w:t>
             </w:r>
             <w:r>
               <w:tab/>
@@ -428,7 +428,7 @@
           </w:pPr>
           <w:hyperlink w:history="1" w:anchor="_Toc10">
             <w:r>
-              <w:t xml:space="preserve">4.1 Presentation Tier (Client)</w:t>
+              <w:t xml:space="preserve">Presentation Tier (Client)</w:t>
             </w:r>
             <w:r>
               <w:tab/>
@@ -451,7 +451,7 @@
           </w:pPr>
           <w:hyperlink w:history="1" w:anchor="_Toc11">
             <w:r>
-              <w:t xml:space="preserve">4.2 Application Tier (REST API)</w:t>
+              <w:t xml:space="preserve">Application Tier (REST API)</w:t>
             </w:r>
             <w:r>
               <w:tab/>
@@ -474,7 +474,7 @@
           </w:pPr>
           <w:hyperlink w:history="1" w:anchor="_Toc12">
             <w:r>
-              <w:t xml:space="preserve">4.3 Data Tier (Database)</w:t>
+              <w:t xml:space="preserve">Data Tier (Database)</w:t>
             </w:r>
             <w:r>
               <w:tab/>
@@ -497,7 +497,7 @@
           </w:pPr>
           <w:hyperlink w:history="1" w:anchor="_Toc13">
             <w:r>
-              <w:t xml:space="preserve">4.4 REST and JWT Authentication Flow</w:t>
+              <w:t xml:space="preserve">REST and JWT Authentication Flow</w:t>
             </w:r>
             <w:r>
               <w:tab/>
@@ -520,7 +520,7 @@
           </w:pPr>
           <w:hyperlink w:history="1" w:anchor="_Toc14">
             <w:r>
-              <w:t xml:space="preserve">4.5 Stock Integrity</w:t>
+              <w:t xml:space="preserve">Stock Integrity</w:t>
             </w:r>
             <w:r>
               <w:tab/>
@@ -543,7 +543,7 @@
           </w:pPr>
           <w:hyperlink w:history="1" w:anchor="_Toc15">
             <w:r>
-              <w:t xml:space="preserve">5. Database Design</w:t>
+              <w:t xml:space="preserve">Database Design</w:t>
             </w:r>
             <w:r>
               <w:tab/>
@@ -566,7 +566,7 @@
           </w:pPr>
           <w:hyperlink w:history="1" w:anchor="_Toc16">
             <w:r>
-              <w:t xml:space="preserve">6. User Interface Design</w:t>
+              <w:t xml:space="preserve">User Interface Design</w:t>
             </w:r>
             <w:r>
               <w:tab/>
@@ -589,7 +589,7 @@
           </w:pPr>
           <w:hyperlink w:history="1" w:anchor="_Toc17">
             <w:r>
-              <w:t xml:space="preserve">7. Feature List</w:t>
+              <w:t xml:space="preserve">Feature List</w:t>
             </w:r>
             <w:r>
               <w:tab/>
@@ -612,7 +612,7 @@
           </w:pPr>
           <w:hyperlink w:history="1" w:anchor="_Toc18">
             <w:r>
-              <w:t xml:space="preserve">7.1 Authentication and Roles</w:t>
+              <w:t xml:space="preserve">Authentication and Roles</w:t>
             </w:r>
             <w:r>
               <w:tab/>
@@ -635,7 +635,7 @@
           </w:pPr>
           <w:hyperlink w:history="1" w:anchor="_Toc19">
             <w:r>
-              <w:t xml:space="preserve">7.2 Dashboard</w:t>
+              <w:t xml:space="preserve">Dashboard</w:t>
             </w:r>
             <w:r>
               <w:tab/>
@@ -658,7 +658,7 @@
           </w:pPr>
           <w:hyperlink w:history="1" w:anchor="_Toc20">
             <w:r>
-              <w:t xml:space="preserve">7.3 Products</w:t>
+              <w:t xml:space="preserve">Products</w:t>
             </w:r>
             <w:r>
               <w:tab/>
@@ -681,7 +681,7 @@
           </w:pPr>
           <w:hyperlink w:history="1" w:anchor="_Toc21">
             <w:r>
-              <w:t xml:space="preserve">7.4 Categories</w:t>
+              <w:t xml:space="preserve">Categories</w:t>
             </w:r>
             <w:r>
               <w:tab/>
@@ -704,7 +704,7 @@
           </w:pPr>
           <w:hyperlink w:history="1" w:anchor="_Toc22">
             <w:r>
-              <w:t xml:space="preserve">7.5 Suppliers</w:t>
+              <w:t xml:space="preserve">Suppliers</w:t>
             </w:r>
             <w:r>
               <w:tab/>
@@ -727,7 +727,7 @@
           </w:pPr>
           <w:hyperlink w:history="1" w:anchor="_Toc23">
             <w:r>
-              <w:t xml:space="preserve">7.6 Stock Movements</w:t>
+              <w:t xml:space="preserve">Stock Movements</w:t>
             </w:r>
             <w:r>
               <w:tab/>
@@ -750,7 +750,7 @@
           </w:pPr>
           <w:hyperlink w:history="1" w:anchor="_Toc24">
             <w:r>
-              <w:t xml:space="preserve">7.7 Users</w:t>
+              <w:t xml:space="preserve">Users</w:t>
             </w:r>
             <w:r>
               <w:tab/>
@@ -773,7 +773,7 @@
           </w:pPr>
           <w:hyperlink w:history="1" w:anchor="_Toc25">
             <w:r>
-              <w:t xml:space="preserve">7.8 Validation and Error Handling</w:t>
+              <w:t xml:space="preserve">Validation and Error Handling</w:t>
             </w:r>
             <w:r>
               <w:tab/>
@@ -796,7 +796,7 @@
           </w:pPr>
           <w:hyperlink w:history="1" w:anchor="_Toc26">
             <w:r>
-              <w:t xml:space="preserve">7.9 Responsive Design</w:t>
+              <w:t xml:space="preserve">Responsive Design</w:t>
             </w:r>
             <w:r>
               <w:tab/>
@@ -819,7 +819,7 @@
           </w:pPr>
           <w:hyperlink w:history="1" w:anchor="_Toc27">
             <w:r>
-              <w:t xml:space="preserve">7.10 API Endpoints</w:t>
+              <w:t xml:space="preserve">API Endpoints</w:t>
             </w:r>
             <w:r>
               <w:tab/>
@@ -842,7 +842,7 @@
           </w:pPr>
           <w:hyperlink w:history="1" w:anchor="_Toc28">
             <w:r>
-              <w:t xml:space="preserve">8. Summary and Future Work</w:t>
+              <w:t xml:space="preserve">Summary and Future Work</w:t>
             </w:r>
             <w:r>
               <w:tab/>
@@ -865,7 +865,7 @@
           </w:pPr>
           <w:hyperlink w:history="1" w:anchor="_Toc29">
             <w:r>
-              <w:t xml:space="preserve">8.1 Summary</w:t>
+              <w:t xml:space="preserve">Summary</w:t>
             </w:r>
             <w:r>
               <w:tab/>
@@ -888,7 +888,7 @@
           </w:pPr>
           <w:hyperlink w:history="1" w:anchor="_Toc30">
             <w:r>
-              <w:t xml:space="preserve">8.2 Testing and Verification</w:t>
+              <w:t xml:space="preserve">Testing and Verification</w:t>
             </w:r>
             <w:r>
               <w:tab/>
@@ -911,7 +911,7 @@
           </w:pPr>
           <w:hyperlink w:history="1" w:anchor="_Toc31">
             <w:r>
-              <w:t xml:space="preserve">8.3 Future Work</w:t>
+              <w:t xml:space="preserve">Future Work</w:t>
             </w:r>
             <w:r>
               <w:tab/>
@@ -934,7 +934,7 @@
           </w:pPr>
           <w:hyperlink w:history="1" w:anchor="_Toc32">
             <w:r>
-              <w:t xml:space="preserve">9. Sources</w:t>
+              <w:t xml:space="preserve">Sources</w:t>
             </w:r>
             <w:r>
               <w:tab/>
@@ -957,7 +957,7 @@
           </w:pPr>
           <w:hyperlink w:history="1" w:anchor="_Toc33">
             <w:r>
-              <w:t xml:space="preserve">9.1 Frameworks, Libraries and Services</w:t>
+              <w:t xml:space="preserve">Frameworks, Libraries and Services</w:t>
             </w:r>
             <w:r>
               <w:tab/>
@@ -980,7 +980,7 @@
           </w:pPr>
           <w:hyperlink w:history="1" w:anchor="_Toc34">
             <w:r>
-              <w:t xml:space="preserve">9.2 References</w:t>
+              <w:t xml:space="preserve">References</w:t>
             </w:r>
             <w:r>
               <w:tab/>
@@ -1012,7 +1012,7 @@
       </w:pPr>
       <w:bookmarkStart w:name="_Toc1" w:id="1"/>
       <w:r>
-        <w:t xml:space="preserve">1. Project Overview</w:t>
+        <w:t xml:space="preserve">Project Overview</w:t>
       </w:r>
       <w:bookmarkEnd w:id="1"/>
     </w:p>
@@ -1022,7 +1022,7 @@
       </w:pPr>
       <w:bookmarkStart w:name="_Toc2" w:id="2"/>
       <w:r>
-        <w:t xml:space="preserve">1.1 Background and Problem</w:t>
+        <w:t xml:space="preserve">Background and Problem</w:t>
       </w:r>
       <w:bookmarkEnd w:id="2"/>
     </w:p>
@@ -1060,7 +1060,7 @@
       </w:pPr>
       <w:bookmarkStart w:name="_Toc3" w:id="3"/>
       <w:r>
-        <w:t xml:space="preserve">1.2 Proposed Solution</w:t>
+        <w:t xml:space="preserve">Proposed Solution</w:t>
       </w:r>
       <w:bookmarkEnd w:id="3"/>
     </w:p>
@@ -1162,7 +1162,7 @@
       </w:pPr>
       <w:bookmarkStart w:name="_Toc4" w:id="4"/>
       <w:r>
-        <w:t xml:space="preserve">1.3 Live Deliverables</w:t>
+        <w:t xml:space="preserve">Live Deliverables</w:t>
       </w:r>
       <w:bookmarkEnd w:id="4"/>
     </w:p>
@@ -1545,7 +1545,7 @@
       </w:pPr>
       <w:bookmarkStart w:name="_Toc5" w:id="5"/>
       <w:r>
-        <w:t xml:space="preserve">2. Objectives</w:t>
+        <w:t xml:space="preserve">Objectives</w:t>
       </w:r>
       <w:bookmarkEnd w:id="5"/>
     </w:p>
@@ -1793,7 +1793,7 @@
       </w:pPr>
       <w:bookmarkStart w:name="_Toc6" w:id="6"/>
       <w:r>
-        <w:t xml:space="preserve">3. Scope and Limitations</w:t>
+        <w:t xml:space="preserve">Scope and Limitations</w:t>
       </w:r>
       <w:bookmarkEnd w:id="6"/>
     </w:p>
@@ -1803,7 +1803,7 @@
       </w:pPr>
       <w:bookmarkStart w:name="_Toc7" w:id="7"/>
       <w:r>
-        <w:t xml:space="preserve">3.1 Scope</w:t>
+        <w:t xml:space="preserve">Scope</w:t>
       </w:r>
       <w:bookmarkEnd w:id="7"/>
     </w:p>
@@ -1939,7 +1939,7 @@
       </w:pPr>
       <w:bookmarkStart w:name="_Toc8" w:id="8"/>
       <w:r>
-        <w:t xml:space="preserve">3.2 Limitations</w:t>
+        <w:t xml:space="preserve">Limitations</w:t>
       </w:r>
       <w:bookmarkEnd w:id="8"/>
     </w:p>
@@ -2093,7 +2093,7 @@
       </w:pPr>
       <w:bookmarkStart w:name="_Toc9" w:id="9"/>
       <w:r>
-        <w:t xml:space="preserve">4. System Architecture</w:t>
+        <w:t xml:space="preserve">System Architecture</w:t>
       </w:r>
       <w:bookmarkEnd w:id="9"/>
     </w:p>
@@ -2190,7 +2190,7 @@
       </w:pPr>
       <w:bookmarkStart w:name="_Toc10" w:id="10"/>
       <w:r>
-        <w:t xml:space="preserve">4.1 Presentation Tier (Client)</w:t>
+        <w:t xml:space="preserve">Presentation Tier (Client)</w:t>
       </w:r>
       <w:bookmarkEnd w:id="10"/>
     </w:p>
@@ -2214,7 +2214,7 @@
       </w:pPr>
       <w:bookmarkStart w:name="_Toc11" w:id="11"/>
       <w:r>
-        <w:t xml:space="preserve">4.2 Application Tier (REST API)</w:t>
+        <w:t xml:space="preserve">Application Tier (REST API)</w:t>
       </w:r>
       <w:bookmarkEnd w:id="11"/>
     </w:p>
@@ -2392,7 +2392,7 @@
       </w:pPr>
       <w:bookmarkStart w:name="_Toc12" w:id="12"/>
       <w:r>
-        <w:t xml:space="preserve">4.3 Data Tier (Database)</w:t>
+        <w:t xml:space="preserve">Data Tier (Database)</w:t>
       </w:r>
       <w:bookmarkEnd w:id="12"/>
     </w:p>
@@ -2407,7 +2407,7 @@
           <w:sz w:val="22"/>
           <w:szCs w:val="22"/>
         </w:rPr>
-        <w:t xml:space="preserve">MongoDB Atlas stores five collections in a database named stockwise. Mongoose schemas define the structure, validation rules, indexes and relationships of the documents, as described in Section 5.</w:t>
+        <w:t xml:space="preserve">MongoDB Atlas stores five collections in a database named stockwise. Mongoose schemas define the structure, validation rules, indexes and relationships of the documents, as described in the Database Design section.</w:t>
       </w:r>
     </w:p>
     <w:p>
@@ -2416,7 +2416,7 @@
       </w:pPr>
       <w:bookmarkStart w:name="_Toc13" w:id="13"/>
       <w:r>
-        <w:t xml:space="preserve">4.4 REST and JWT Authentication Flow</w:t>
+        <w:t xml:space="preserve">REST and JWT Authentication Flow</w:t>
       </w:r>
       <w:bookmarkEnd w:id="13"/>
     </w:p>
@@ -2516,7 +2516,7 @@
       </w:pPr>
       <w:bookmarkStart w:name="_Toc14" w:id="14"/>
       <w:r>
-        <w:t xml:space="preserve">4.5 Stock Integrity</w:t>
+        <w:t xml:space="preserve">Stock Integrity</w:t>
       </w:r>
       <w:bookmarkEnd w:id="14"/>
     </w:p>
@@ -2540,7 +2540,7 @@
       </w:pPr>
       <w:bookmarkStart w:name="_Toc15" w:id="15"/>
       <w:r>
-        <w:t xml:space="preserve">5. Database Design</w:t>
+        <w:t xml:space="preserve">Database Design</w:t>
       </w:r>
       <w:bookmarkEnd w:id="15"/>
     </w:p>
@@ -7913,7 +7913,7 @@
       </w:pPr>
       <w:bookmarkStart w:name="_Toc16" w:id="16"/>
       <w:r>
-        <w:t xml:space="preserve">6. User Interface Design</w:t>
+        <w:t xml:space="preserve">User Interface Design</w:t>
       </w:r>
       <w:bookmarkEnd w:id="16"/>
     </w:p>
@@ -9526,7 +9526,7 @@
       </w:pPr>
       <w:bookmarkStart w:name="_Toc17" w:id="17"/>
       <w:r>
-        <w:t xml:space="preserve">7. Feature List</w:t>
+        <w:t xml:space="preserve">Feature List</w:t>
       </w:r>
       <w:bookmarkEnd w:id="17"/>
     </w:p>
@@ -9536,7 +9536,7 @@
       </w:pPr>
       <w:bookmarkStart w:name="_Toc18" w:id="18"/>
       <w:r>
-        <w:t xml:space="preserve">7.1 Authentication and Roles</w:t>
+        <w:t xml:space="preserve">Authentication and Roles</w:t>
       </w:r>
       <w:bookmarkEnd w:id="18"/>
     </w:p>
@@ -9636,7 +9636,7 @@
       </w:pPr>
       <w:bookmarkStart w:name="_Toc19" w:id="19"/>
       <w:r>
-        <w:t xml:space="preserve">7.2 Dashboard</w:t>
+        <w:t xml:space="preserve">Dashboard</w:t>
       </w:r>
       <w:bookmarkEnd w:id="19"/>
     </w:p>
@@ -9718,7 +9718,7 @@
       </w:pPr>
       <w:bookmarkStart w:name="_Toc20" w:id="20"/>
       <w:r>
-        <w:t xml:space="preserve">7.3 Products</w:t>
+        <w:t xml:space="preserve">Products</w:t>
       </w:r>
       <w:bookmarkEnd w:id="20"/>
     </w:p>
@@ -9818,7 +9818,7 @@
       </w:pPr>
       <w:bookmarkStart w:name="_Toc21" w:id="21"/>
       <w:r>
-        <w:t xml:space="preserve">7.4 Categories</w:t>
+        <w:t xml:space="preserve">Categories</w:t>
       </w:r>
       <w:bookmarkEnd w:id="21"/>
     </w:p>
@@ -9882,7 +9882,7 @@
       </w:pPr>
       <w:bookmarkStart w:name="_Toc22" w:id="22"/>
       <w:r>
-        <w:t xml:space="preserve">7.5 Suppliers</w:t>
+        <w:t xml:space="preserve">Suppliers</w:t>
       </w:r>
       <w:bookmarkEnd w:id="22"/>
     </w:p>
@@ -9928,7 +9928,7 @@
       </w:pPr>
       <w:bookmarkStart w:name="_Toc23" w:id="23"/>
       <w:r>
-        <w:t xml:space="preserve">7.6 Stock Movements</w:t>
+        <w:t xml:space="preserve">Stock Movements</w:t>
       </w:r>
       <w:bookmarkEnd w:id="23"/>
     </w:p>
@@ -9992,7 +9992,7 @@
       </w:pPr>
       <w:bookmarkStart w:name="_Toc24" w:id="24"/>
       <w:r>
-        <w:t xml:space="preserve">7.7 Users</w:t>
+        <w:t xml:space="preserve">Users</w:t>
       </w:r>
       <w:bookmarkEnd w:id="24"/>
     </w:p>
@@ -10038,7 +10038,7 @@
       </w:pPr>
       <w:bookmarkStart w:name="_Toc25" w:id="25"/>
       <w:r>
-        <w:t xml:space="preserve">7.8 Validation and Error Handling</w:t>
+        <w:t xml:space="preserve">Validation and Error Handling</w:t>
       </w:r>
       <w:bookmarkEnd w:id="25"/>
     </w:p>
@@ -10120,7 +10120,7 @@
       </w:pPr>
       <w:bookmarkStart w:name="_Toc26" w:id="26"/>
       <w:r>
-        <w:t xml:space="preserve">7.9 Responsive Design</w:t>
+        <w:t xml:space="preserve">Responsive Design</w:t>
       </w:r>
       <w:bookmarkEnd w:id="26"/>
     </w:p>
@@ -10184,7 +10184,7 @@
       </w:pPr>
       <w:bookmarkStart w:name="_Toc27" w:id="27"/>
       <w:r>
-        <w:t xml:space="preserve">7.10 API Endpoints</w:t>
+        <w:t xml:space="preserve">API Endpoints</w:t>
       </w:r>
       <w:bookmarkEnd w:id="27"/>
     </w:p>
@@ -12783,7 +12783,7 @@
       </w:pPr>
       <w:bookmarkStart w:name="_Toc28" w:id="28"/>
       <w:r>
-        <w:t xml:space="preserve">8. Summary and Future Work</w:t>
+        <w:t xml:space="preserve">Summary and Future Work</w:t>
       </w:r>
       <w:bookmarkEnd w:id="28"/>
     </w:p>
@@ -12793,7 +12793,7 @@
       </w:pPr>
       <w:bookmarkStart w:name="_Toc29" w:id="29"/>
       <w:r>
-        <w:t xml:space="preserve">8.1 Summary</w:t>
+        <w:t xml:space="preserve">Summary</w:t>
       </w:r>
       <w:bookmarkEnd w:id="29"/>
     </w:p>
@@ -12831,7 +12831,7 @@
       </w:pPr>
       <w:bookmarkStart w:name="_Toc30" w:id="30"/>
       <w:r>
-        <w:t xml:space="preserve">8.2 Testing and Verification</w:t>
+        <w:t xml:space="preserve">Testing and Verification</w:t>
       </w:r>
       <w:bookmarkEnd w:id="30"/>
     </w:p>
@@ -12925,7 +12925,7 @@
       </w:pPr>
       <w:bookmarkStart w:name="_Toc31" w:id="31"/>
       <w:r>
-        <w:t xml:space="preserve">8.3 Future Work</w:t>
+        <w:t xml:space="preserve">Future Work</w:t>
       </w:r>
       <w:bookmarkEnd w:id="31"/>
     </w:p>
@@ -13104,7 +13104,7 @@
       </w:pPr>
       <w:bookmarkStart w:name="_Toc32" w:id="32"/>
       <w:r>
-        <w:t xml:space="preserve">9. Sources</w:t>
+        <w:t xml:space="preserve">Sources</w:t>
       </w:r>
       <w:bookmarkEnd w:id="32"/>
     </w:p>
@@ -13114,7 +13114,7 @@
       </w:pPr>
       <w:bookmarkStart w:name="_Toc33" w:id="33"/>
       <w:r>
-        <w:t xml:space="preserve">9.1 Frameworks, Libraries and Services</w:t>
+        <w:t xml:space="preserve">Frameworks, Libraries and Services</w:t>
       </w:r>
       <w:bookmarkEnd w:id="33"/>
     </w:p>
@@ -14096,7 +14096,7 @@
       </w:pPr>
       <w:bookmarkStart w:name="_Toc34" w:id="34"/>
       <w:r>
-        <w:t xml:space="preserve">9.2 References</w:t>
+        <w:t xml:space="preserve">References</w:t>
       </w:r>
       <w:bookmarkEnd w:id="34"/>
     </w:p>
